--- a/assets/docx/job-56_cover.docx
+++ b/assets/docx/job-56_cover.docx
@@ -69,32 +69,32 @@
     </w:p>
     <w:p>
       <w:r>
-        <w:t>materials/XRF experience.... That is close to work I have actually done: confirming</w:t>
+        <w:t>materials/XRF experience. That is close to work I have actually done: confirming identity</w:t>
       </w:r>
     </w:p>
     <w:p>
       <w:r>
-        <w:t>identity and purity by NMR and UV-Vis and writing the results up, electronic records and</w:t>
+        <w:t>and purity by NMR and UV-Vis and writing the results up, electronic records and clean data</w:t>
       </w:r>
     </w:p>
     <w:p>
       <w:r>
-        <w:t>clean data entry, with summaries the team could actually use. I am comfortable being the</w:t>
+        <w:t>entry, with summaries the team could actually use. I am comfortable being the person who</w:t>
       </w:r>
     </w:p>
     <w:p>
       <w:r>
-        <w:t>person who keeps a bench tidy, a record complete and a schedule kept. The last decade of</w:t>
+        <w:t>keeps a bench tidy, a record complete and a schedule kept. The last decade of running</w:t>
       </w:r>
     </w:p>
     <w:p>
       <w:r>
-        <w:t>running property operations on contract sharpened exactly that: inventory, vendor</w:t>
+        <w:t>property operations on contract sharpened exactly that: inventory, vendor scheduling,</w:t>
       </w:r>
     </w:p>
     <w:p>
       <w:r>
-        <w:t>scheduling, compliance paperwork and receipts that reconcile.</w:t>
+        <w:t>compliance paperwork and receipts that reconcile.</w:t>
       </w:r>
     </w:p>
     <w:p/>
@@ -498,10 +498,6 @@
     <w:name w:val="Normal"/>
     <w:qFormat/>
     <w:rsid w:val="00FC693F"/>
-    <w:rPr>
-      <w:rFonts w:ascii="Calibri" w:hAnsi="Calibri"/>
-      <w:sz w:val="21"/>
-    </w:rPr>
   </w:style>
   <w:style w:type="paragraph" w:styleId="Header">
     <w:name w:val="header"/>
